--- a/templates/法律顾问/1委托人须知.docx
+++ b/templates/法律顾问/1委托人须知.docx
@@ -561,7 +561,7 @@
           <w:szCs w:val="28"/>
           <w:lang w:val="en-US" w:eastAsia="zh-CN"/>
         </w:rPr>
-        <w:t xml:space="preserve">                            {{一委托日期}}</w:t>
+        <w:t xml:space="preserve">                            {{_1委托日期}}</w:t>
       </w:r>
       <w:bookmarkStart w:id="0" w:name="_GoBack"/>
       <w:bookmarkEnd w:id="0"/>
